--- a/fuentes/62110009_CF01_CFA.docx
+++ b/fuentes/62110009_CF01_CFA.docx
@@ -212,7 +212,7 @@
               </wp:anchor>
             </w:drawing>
           </mc:Choice>
-          <mc:Fallback xmlns:oel="http://schemas.microsoft.com/office/2019/extlst" xmlns:w16du="http://schemas.microsoft.com/office/word/2023/wordml/word16du" xmlns:w16sdtfl="http://schemas.microsoft.com/office/word/2024/wordml/sdtformatlock">
+          <mc:Fallback xmlns:w16sdtfl="http://schemas.microsoft.com/office/word/2024/wordml/sdtformatlock" xmlns:w16du="http://schemas.microsoft.com/office/word/2023/wordml/word16du" xmlns:oel="http://schemas.microsoft.com/office/2019/extlst">
             <w:pict>
               <v:rect w14:anchorId="4C256C62" id="Rectángulo 3" o:spid="_x0000_s1026" alt="&quot;&quot;" style="position:absolute;margin-left:-55.95pt;margin-top:26.4pt;width:613.85pt;height:164.25pt;z-index:-251655168;visibility:visible;mso-wrap-style:square;mso-height-percent:0;mso-wrap-distance-left:9pt;mso-wrap-distance-top:0;mso-wrap-distance-right:9pt;mso-wrap-distance-bottom:0;mso-position-horizontal:absolute;mso-position-horizontal-relative:text;mso-position-vertical:absolute;mso-position-vertical-relative:text;mso-height-percent:0;mso-height-relative:margin;v-text-anchor:middle" o:gfxdata="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" fillcolor="#00314d" stroked="f" strokeweight="1pt"/>
             </w:pict>
@@ -580,10 +580,9 @@
             <w:rPr>
               <w:rFonts w:eastAsiaTheme="minorEastAsia"/>
               <w:noProof/>
-              <w:kern w:val="0"/>
-              <w:sz w:val="22"/>
+              <w:sz w:val="24"/>
+              <w:szCs w:val="24"/>
               <w:lang w:eastAsia="es-CO"/>
-              <w14:ligatures w14:val="none"/>
             </w:rPr>
           </w:pPr>
           <w:r>
@@ -604,7 +603,7 @@
             </w:rPr>
             <w:fldChar w:fldCharType="separate"/>
           </w:r>
-          <w:hyperlink w:anchor="_Toc243399925" w:history="1">
+          <w:hyperlink w:anchor="_Toc243504876" w:history="1">
             <w:r>
               <w:rPr>
                 <w:rStyle w:val="Hipervnculo"/>
@@ -631,7 +630,7 @@
                 <w:noProof/>
                 <w:webHidden/>
               </w:rPr>
-              <w:instrText xml:space="preserve"> PAGEREF _Toc243399925 \h </w:instrText>
+              <w:instrText xml:space="preserve"> PAGEREF _Toc243504876 \h </w:instrText>
             </w:r>
             <w:r>
               <w:rPr>
@@ -671,13 +670,12 @@
             <w:rPr>
               <w:rFonts w:eastAsiaTheme="minorEastAsia"/>
               <w:noProof/>
-              <w:kern w:val="0"/>
-              <w:sz w:val="22"/>
+              <w:sz w:val="24"/>
+              <w:szCs w:val="24"/>
               <w:lang w:eastAsia="es-CO"/>
-              <w14:ligatures w14:val="none"/>
             </w:rPr>
           </w:pPr>
-          <w:hyperlink w:anchor="_Toc243399926" w:history="1">
+          <w:hyperlink w:anchor="_Toc243504877" w:history="1">
             <w:r>
               <w:rPr>
                 <w:rStyle w:val="Hipervnculo"/>
@@ -704,7 +702,7 @@
                 <w:noProof/>
                 <w:webHidden/>
               </w:rPr>
-              <w:instrText xml:space="preserve"> PAGEREF _Toc243399926 \h </w:instrText>
+              <w:instrText xml:space="preserve"> PAGEREF _Toc243504877 \h </w:instrText>
             </w:r>
             <w:r>
               <w:rPr>
@@ -744,13 +742,12 @@
             <w:rPr>
               <w:rFonts w:eastAsiaTheme="minorEastAsia"/>
               <w:noProof/>
-              <w:kern w:val="0"/>
-              <w:sz w:val="22"/>
+              <w:sz w:val="24"/>
+              <w:szCs w:val="24"/>
               <w:lang w:eastAsia="es-CO"/>
-              <w14:ligatures w14:val="none"/>
             </w:rPr>
           </w:pPr>
-          <w:hyperlink w:anchor="_Toc243399927" w:history="1">
+          <w:hyperlink w:anchor="_Toc243504878" w:history="1">
             <w:r>
               <w:rPr>
                 <w:rStyle w:val="Hipervnculo"/>
@@ -777,7 +774,7 @@
                 <w:noProof/>
                 <w:webHidden/>
               </w:rPr>
-              <w:instrText xml:space="preserve"> PAGEREF _Toc243399927 \h </w:instrText>
+              <w:instrText xml:space="preserve"> PAGEREF _Toc243504878 \h </w:instrText>
             </w:r>
             <w:r>
               <w:rPr>
@@ -817,13 +814,12 @@
             <w:rPr>
               <w:rFonts w:eastAsiaTheme="minorEastAsia"/>
               <w:noProof/>
-              <w:kern w:val="0"/>
-              <w:sz w:val="22"/>
+              <w:sz w:val="24"/>
+              <w:szCs w:val="24"/>
               <w:lang w:eastAsia="es-CO"/>
-              <w14:ligatures w14:val="none"/>
             </w:rPr>
           </w:pPr>
-          <w:hyperlink w:anchor="_Toc243399928" w:history="1">
+          <w:hyperlink w:anchor="_Toc243504879" w:history="1">
             <w:r>
               <w:rPr>
                 <w:rStyle w:val="Hipervnculo"/>
@@ -850,7 +846,7 @@
                 <w:noProof/>
                 <w:webHidden/>
               </w:rPr>
-              <w:instrText xml:space="preserve"> PAGEREF _Toc243399928 \h </w:instrText>
+              <w:instrText xml:space="preserve"> PAGEREF _Toc243504879 \h </w:instrText>
             </w:r>
             <w:r>
               <w:rPr>
@@ -890,13 +886,12 @@
             <w:rPr>
               <w:rFonts w:eastAsiaTheme="minorEastAsia"/>
               <w:noProof/>
-              <w:kern w:val="0"/>
-              <w:sz w:val="22"/>
+              <w:sz w:val="24"/>
+              <w:szCs w:val="24"/>
               <w:lang w:eastAsia="es-CO"/>
-              <w14:ligatures w14:val="none"/>
             </w:rPr>
           </w:pPr>
-          <w:hyperlink w:anchor="_Toc243399929" w:history="1">
+          <w:hyperlink w:anchor="_Toc243504880" w:history="1">
             <w:r>
               <w:rPr>
                 <w:rStyle w:val="Hipervnculo"/>
@@ -923,7 +918,7 @@
                 <w:noProof/>
                 <w:webHidden/>
               </w:rPr>
-              <w:instrText xml:space="preserve"> PAGEREF _Toc243399929 \h </w:instrText>
+              <w:instrText xml:space="preserve"> PAGEREF _Toc243504880 \h </w:instrText>
             </w:r>
             <w:r>
               <w:rPr>
@@ -963,13 +958,12 @@
             <w:rPr>
               <w:rFonts w:eastAsiaTheme="minorEastAsia"/>
               <w:noProof/>
-              <w:kern w:val="0"/>
-              <w:sz w:val="22"/>
+              <w:sz w:val="24"/>
+              <w:szCs w:val="24"/>
               <w:lang w:eastAsia="es-CO"/>
-              <w14:ligatures w14:val="none"/>
             </w:rPr>
           </w:pPr>
-          <w:hyperlink w:anchor="_Toc243399930" w:history="1">
+          <w:hyperlink w:anchor="_Toc243504881" w:history="1">
             <w:r>
               <w:rPr>
                 <w:rStyle w:val="Hipervnculo"/>
@@ -996,7 +990,7 @@
                 <w:noProof/>
                 <w:webHidden/>
               </w:rPr>
-              <w:instrText xml:space="preserve"> PAGEREF _Toc243399930 \h </w:instrText>
+              <w:instrText xml:space="preserve"> PAGEREF _Toc243504881 \h </w:instrText>
             </w:r>
             <w:r>
               <w:rPr>
@@ -1036,13 +1030,12 @@
             <w:rPr>
               <w:rFonts w:eastAsiaTheme="minorEastAsia"/>
               <w:noProof/>
-              <w:kern w:val="0"/>
-              <w:sz w:val="22"/>
+              <w:sz w:val="24"/>
+              <w:szCs w:val="24"/>
               <w:lang w:eastAsia="es-CO"/>
-              <w14:ligatures w14:val="none"/>
             </w:rPr>
           </w:pPr>
-          <w:hyperlink w:anchor="_Toc243399931" w:history="1">
+          <w:hyperlink w:anchor="_Toc243504882" w:history="1">
             <w:r>
               <w:rPr>
                 <w:rStyle w:val="Hipervnculo"/>
@@ -1069,7 +1062,7 @@
                 <w:noProof/>
                 <w:webHidden/>
               </w:rPr>
-              <w:instrText xml:space="preserve"> PAGEREF _Toc243399931 \h </w:instrText>
+              <w:instrText xml:space="preserve"> PAGEREF _Toc243504882 \h </w:instrText>
             </w:r>
             <w:r>
               <w:rPr>
@@ -1109,13 +1102,12 @@
             <w:rPr>
               <w:rFonts w:eastAsiaTheme="minorEastAsia"/>
               <w:noProof/>
-              <w:kern w:val="0"/>
-              <w:sz w:val="22"/>
+              <w:sz w:val="24"/>
+              <w:szCs w:val="24"/>
               <w:lang w:eastAsia="es-CO"/>
-              <w14:ligatures w14:val="none"/>
             </w:rPr>
           </w:pPr>
-          <w:hyperlink w:anchor="_Toc243399932" w:history="1">
+          <w:hyperlink w:anchor="_Toc243504883" w:history="1">
             <w:r>
               <w:rPr>
                 <w:rStyle w:val="Hipervnculo"/>
@@ -1142,7 +1134,7 @@
                 <w:noProof/>
                 <w:webHidden/>
               </w:rPr>
-              <w:instrText xml:space="preserve"> PAGEREF _Toc243399932 \h </w:instrText>
+              <w:instrText xml:space="preserve"> PAGEREF _Toc243504883 \h </w:instrText>
             </w:r>
             <w:r>
               <w:rPr>
@@ -1182,13 +1174,12 @@
             <w:rPr>
               <w:rFonts w:eastAsiaTheme="minorEastAsia"/>
               <w:noProof/>
-              <w:kern w:val="0"/>
-              <w:sz w:val="22"/>
+              <w:sz w:val="24"/>
+              <w:szCs w:val="24"/>
               <w:lang w:eastAsia="es-CO"/>
-              <w14:ligatures w14:val="none"/>
             </w:rPr>
           </w:pPr>
-          <w:hyperlink w:anchor="_Toc243399933" w:history="1">
+          <w:hyperlink w:anchor="_Toc243504884" w:history="1">
             <w:r>
               <w:rPr>
                 <w:rStyle w:val="Hipervnculo"/>
@@ -1215,7 +1206,7 @@
                 <w:noProof/>
                 <w:webHidden/>
               </w:rPr>
-              <w:instrText xml:space="preserve"> PAGEREF _Toc243399933 \h </w:instrText>
+              <w:instrText xml:space="preserve"> PAGEREF _Toc243504884 \h </w:instrText>
             </w:r>
             <w:r>
               <w:rPr>
@@ -1255,13 +1246,12 @@
             <w:rPr>
               <w:rFonts w:eastAsiaTheme="minorEastAsia"/>
               <w:noProof/>
-              <w:kern w:val="0"/>
-              <w:sz w:val="22"/>
+              <w:sz w:val="24"/>
+              <w:szCs w:val="24"/>
               <w:lang w:eastAsia="es-CO"/>
-              <w14:ligatures w14:val="none"/>
             </w:rPr>
           </w:pPr>
-          <w:hyperlink w:anchor="_Toc243399934" w:history="1">
+          <w:hyperlink w:anchor="_Toc243504885" w:history="1">
             <w:r>
               <w:rPr>
                 <w:rStyle w:val="Hipervnculo"/>
@@ -1288,7 +1278,7 @@
                 <w:noProof/>
                 <w:webHidden/>
               </w:rPr>
-              <w:instrText xml:space="preserve"> PAGEREF _Toc243399934 \h </w:instrText>
+              <w:instrText xml:space="preserve"> PAGEREF _Toc243504885 \h </w:instrText>
             </w:r>
             <w:r>
               <w:rPr>
@@ -1328,13 +1318,12 @@
             <w:rPr>
               <w:rFonts w:eastAsiaTheme="minorEastAsia"/>
               <w:noProof/>
-              <w:kern w:val="0"/>
-              <w:sz w:val="22"/>
+              <w:sz w:val="24"/>
+              <w:szCs w:val="24"/>
               <w:lang w:eastAsia="es-CO"/>
-              <w14:ligatures w14:val="none"/>
             </w:rPr>
           </w:pPr>
-          <w:hyperlink w:anchor="_Toc243399935" w:history="1">
+          <w:hyperlink w:anchor="_Toc243504886" w:history="1">
             <w:r>
               <w:rPr>
                 <w:rStyle w:val="Hipervnculo"/>
@@ -1361,7 +1350,7 @@
                 <w:noProof/>
                 <w:webHidden/>
               </w:rPr>
-              <w:instrText xml:space="preserve"> PAGEREF _Toc243399935 \h </w:instrText>
+              <w:instrText xml:space="preserve"> PAGEREF _Toc243504886 \h </w:instrText>
             </w:r>
             <w:r>
               <w:rPr>
@@ -1401,13 +1390,12 @@
             <w:rPr>
               <w:rFonts w:eastAsiaTheme="minorEastAsia"/>
               <w:noProof/>
-              <w:kern w:val="0"/>
-              <w:sz w:val="22"/>
+              <w:sz w:val="24"/>
+              <w:szCs w:val="24"/>
               <w:lang w:eastAsia="es-CO"/>
-              <w14:ligatures w14:val="none"/>
             </w:rPr>
           </w:pPr>
-          <w:hyperlink w:anchor="_Toc243399936" w:history="1">
+          <w:hyperlink w:anchor="_Toc243504887" w:history="1">
             <w:r>
               <w:rPr>
                 <w:rStyle w:val="Hipervnculo"/>
@@ -1434,7 +1422,7 @@
                 <w:noProof/>
                 <w:webHidden/>
               </w:rPr>
-              <w:instrText xml:space="preserve"> PAGEREF _Toc243399936 \h </w:instrText>
+              <w:instrText xml:space="preserve"> PAGEREF _Toc243504887 \h </w:instrText>
             </w:r>
             <w:r>
               <w:rPr>
@@ -1474,13 +1462,12 @@
             <w:rPr>
               <w:rFonts w:eastAsiaTheme="minorEastAsia"/>
               <w:noProof/>
-              <w:kern w:val="0"/>
-              <w:sz w:val="22"/>
+              <w:sz w:val="24"/>
+              <w:szCs w:val="24"/>
               <w:lang w:eastAsia="es-CO"/>
-              <w14:ligatures w14:val="none"/>
             </w:rPr>
           </w:pPr>
-          <w:hyperlink w:anchor="_Toc243399937" w:history="1">
+          <w:hyperlink w:anchor="_Toc243504888" w:history="1">
             <w:r>
               <w:rPr>
                 <w:rStyle w:val="Hipervnculo"/>
@@ -1507,7 +1494,7 @@
                 <w:noProof/>
                 <w:webHidden/>
               </w:rPr>
-              <w:instrText xml:space="preserve"> PAGEREF _Toc243399937 \h </w:instrText>
+              <w:instrText xml:space="preserve"> PAGEREF _Toc243504888 \h </w:instrText>
             </w:r>
             <w:r>
               <w:rPr>
@@ -1547,13 +1534,12 @@
             <w:rPr>
               <w:rFonts w:eastAsiaTheme="minorEastAsia"/>
               <w:noProof/>
-              <w:kern w:val="0"/>
-              <w:sz w:val="22"/>
+              <w:sz w:val="24"/>
+              <w:szCs w:val="24"/>
               <w:lang w:eastAsia="es-CO"/>
-              <w14:ligatures w14:val="none"/>
             </w:rPr>
           </w:pPr>
-          <w:hyperlink w:anchor="_Toc243399938" w:history="1">
+          <w:hyperlink w:anchor="_Toc243504889" w:history="1">
             <w:r>
               <w:rPr>
                 <w:rStyle w:val="Hipervnculo"/>
@@ -1580,7 +1566,7 @@
                 <w:noProof/>
                 <w:webHidden/>
               </w:rPr>
-              <w:instrText xml:space="preserve"> PAGEREF _Toc243399938 \h </w:instrText>
+              <w:instrText xml:space="preserve"> PAGEREF _Toc243504889 \h </w:instrText>
             </w:r>
             <w:r>
               <w:rPr>
@@ -1620,13 +1606,12 @@
             <w:rPr>
               <w:rFonts w:eastAsiaTheme="minorEastAsia"/>
               <w:noProof/>
-              <w:kern w:val="0"/>
-              <w:sz w:val="22"/>
+              <w:sz w:val="24"/>
+              <w:szCs w:val="24"/>
               <w:lang w:eastAsia="es-CO"/>
-              <w14:ligatures w14:val="none"/>
             </w:rPr>
           </w:pPr>
-          <w:hyperlink w:anchor="_Toc243399939" w:history="1">
+          <w:hyperlink w:anchor="_Toc243504890" w:history="1">
             <w:r>
               <w:rPr>
                 <w:rStyle w:val="Hipervnculo"/>
@@ -1653,7 +1638,7 @@
                 <w:noProof/>
                 <w:webHidden/>
               </w:rPr>
-              <w:instrText xml:space="preserve"> PAGEREF _Toc243399939 \h </w:instrText>
+              <w:instrText xml:space="preserve"> PAGEREF _Toc243504890 \h </w:instrText>
             </w:r>
             <w:r>
               <w:rPr>
@@ -1693,13 +1678,12 @@
             <w:rPr>
               <w:rFonts w:eastAsiaTheme="minorEastAsia"/>
               <w:noProof/>
-              <w:kern w:val="0"/>
-              <w:sz w:val="22"/>
+              <w:sz w:val="24"/>
+              <w:szCs w:val="24"/>
               <w:lang w:eastAsia="es-CO"/>
-              <w14:ligatures w14:val="none"/>
             </w:rPr>
           </w:pPr>
-          <w:hyperlink w:anchor="_Toc243399940" w:history="1">
+          <w:hyperlink w:anchor="_Toc243504891" w:history="1">
             <w:r>
               <w:rPr>
                 <w:rStyle w:val="Hipervnculo"/>
@@ -1726,7 +1710,7 @@
                 <w:noProof/>
                 <w:webHidden/>
               </w:rPr>
-              <w:instrText xml:space="preserve"> PAGEREF _Toc243399940 \h </w:instrText>
+              <w:instrText xml:space="preserve"> PAGEREF _Toc243504891 \h </w:instrText>
             </w:r>
             <w:r>
               <w:rPr>
@@ -1766,13 +1750,12 @@
             <w:rPr>
               <w:rFonts w:eastAsiaTheme="minorEastAsia"/>
               <w:noProof/>
-              <w:kern w:val="0"/>
-              <w:sz w:val="22"/>
+              <w:sz w:val="24"/>
+              <w:szCs w:val="24"/>
               <w:lang w:eastAsia="es-CO"/>
-              <w14:ligatures w14:val="none"/>
             </w:rPr>
           </w:pPr>
-          <w:hyperlink w:anchor="_Toc243399941" w:history="1">
+          <w:hyperlink w:anchor="_Toc243504892" w:history="1">
             <w:r>
               <w:rPr>
                 <w:rStyle w:val="Hipervnculo"/>
@@ -1799,7 +1782,7 @@
                 <w:noProof/>
                 <w:webHidden/>
               </w:rPr>
-              <w:instrText xml:space="preserve"> PAGEREF _Toc243399941 \h </w:instrText>
+              <w:instrText xml:space="preserve"> PAGEREF _Toc243504892 \h </w:instrText>
             </w:r>
             <w:r>
               <w:rPr>
@@ -1839,13 +1822,12 @@
             <w:rPr>
               <w:rFonts w:eastAsiaTheme="minorEastAsia"/>
               <w:noProof/>
-              <w:kern w:val="0"/>
-              <w:sz w:val="22"/>
+              <w:sz w:val="24"/>
+              <w:szCs w:val="24"/>
               <w:lang w:eastAsia="es-CO"/>
-              <w14:ligatures w14:val="none"/>
             </w:rPr>
           </w:pPr>
-          <w:hyperlink w:anchor="_Toc243399942" w:history="1">
+          <w:hyperlink w:anchor="_Toc243504893" w:history="1">
             <w:r>
               <w:rPr>
                 <w:rStyle w:val="Hipervnculo"/>
@@ -1872,7 +1854,7 @@
                 <w:noProof/>
                 <w:webHidden/>
               </w:rPr>
-              <w:instrText xml:space="preserve"> PAGEREF _Toc243399942 \h </w:instrText>
+              <w:instrText xml:space="preserve"> PAGEREF _Toc243504893 \h </w:instrText>
             </w:r>
             <w:r>
               <w:rPr>
@@ -1912,13 +1894,12 @@
             <w:rPr>
               <w:rFonts w:eastAsiaTheme="minorEastAsia"/>
               <w:noProof/>
-              <w:kern w:val="0"/>
-              <w:sz w:val="22"/>
+              <w:sz w:val="24"/>
+              <w:szCs w:val="24"/>
               <w:lang w:eastAsia="es-CO"/>
-              <w14:ligatures w14:val="none"/>
             </w:rPr>
           </w:pPr>
-          <w:hyperlink w:anchor="_Toc243399943" w:history="1">
+          <w:hyperlink w:anchor="_Toc243504894" w:history="1">
             <w:r>
               <w:rPr>
                 <w:rStyle w:val="Hipervnculo"/>
@@ -1945,7 +1926,7 @@
                 <w:noProof/>
                 <w:webHidden/>
               </w:rPr>
-              <w:instrText xml:space="preserve"> PAGEREF _Toc243399943 \h </w:instrText>
+              <w:instrText xml:space="preserve"> PAGEREF _Toc243504894 \h </w:instrText>
             </w:r>
             <w:r>
               <w:rPr>
@@ -1985,13 +1966,12 @@
             <w:rPr>
               <w:rFonts w:eastAsiaTheme="minorEastAsia"/>
               <w:noProof/>
-              <w:kern w:val="0"/>
-              <w:sz w:val="22"/>
+              <w:sz w:val="24"/>
+              <w:szCs w:val="24"/>
               <w:lang w:eastAsia="es-CO"/>
-              <w14:ligatures w14:val="none"/>
             </w:rPr>
           </w:pPr>
-          <w:hyperlink w:anchor="_Toc243399944" w:history="1">
+          <w:hyperlink w:anchor="_Toc243504895" w:history="1">
             <w:r>
               <w:rPr>
                 <w:rStyle w:val="Hipervnculo"/>
@@ -2018,7 +1998,7 @@
                 <w:noProof/>
                 <w:webHidden/>
               </w:rPr>
-              <w:instrText xml:space="preserve"> PAGEREF _Toc243399944 \h </w:instrText>
+              <w:instrText xml:space="preserve"> PAGEREF _Toc243504895 \h </w:instrText>
             </w:r>
             <w:r>
               <w:rPr>
@@ -2058,13 +2038,12 @@
             <w:rPr>
               <w:rFonts w:eastAsiaTheme="minorEastAsia"/>
               <w:noProof/>
-              <w:kern w:val="0"/>
-              <w:sz w:val="22"/>
+              <w:sz w:val="24"/>
+              <w:szCs w:val="24"/>
               <w:lang w:eastAsia="es-CO"/>
-              <w14:ligatures w14:val="none"/>
             </w:rPr>
           </w:pPr>
-          <w:hyperlink w:anchor="_Toc243399945" w:history="1">
+          <w:hyperlink w:anchor="_Toc243504896" w:history="1">
             <w:r>
               <w:rPr>
                 <w:rStyle w:val="Hipervnculo"/>
@@ -2091,7 +2070,7 @@
                 <w:noProof/>
                 <w:webHidden/>
               </w:rPr>
-              <w:instrText xml:space="preserve"> PAGEREF _Toc243399945 \h </w:instrText>
+              <w:instrText xml:space="preserve"> PAGEREF _Toc243504896 \h </w:instrText>
             </w:r>
             <w:r>
               <w:rPr>
@@ -2131,13 +2110,12 @@
             <w:rPr>
               <w:rFonts w:eastAsiaTheme="minorEastAsia"/>
               <w:noProof/>
-              <w:kern w:val="0"/>
-              <w:sz w:val="22"/>
+              <w:sz w:val="24"/>
+              <w:szCs w:val="24"/>
               <w:lang w:eastAsia="es-CO"/>
-              <w14:ligatures w14:val="none"/>
             </w:rPr>
           </w:pPr>
-          <w:hyperlink w:anchor="_Toc243399946" w:history="1">
+          <w:hyperlink w:anchor="_Toc243504897" w:history="1">
             <w:r>
               <w:rPr>
                 <w:rStyle w:val="Hipervnculo"/>
@@ -2164,7 +2142,7 @@
                 <w:noProof/>
                 <w:webHidden/>
               </w:rPr>
-              <w:instrText xml:space="preserve"> PAGEREF _Toc243399946 \h </w:instrText>
+              <w:instrText xml:space="preserve"> PAGEREF _Toc243504897 \h </w:instrText>
             </w:r>
             <w:r>
               <w:rPr>
@@ -2204,13 +2182,12 @@
             <w:rPr>
               <w:rFonts w:eastAsiaTheme="minorEastAsia"/>
               <w:noProof/>
-              <w:kern w:val="0"/>
-              <w:sz w:val="22"/>
+              <w:sz w:val="24"/>
+              <w:szCs w:val="24"/>
               <w:lang w:eastAsia="es-CO"/>
-              <w14:ligatures w14:val="none"/>
             </w:rPr>
           </w:pPr>
-          <w:hyperlink w:anchor="_Toc243399947" w:history="1">
+          <w:hyperlink w:anchor="_Toc243504898" w:history="1">
             <w:r>
               <w:rPr>
                 <w:rStyle w:val="Hipervnculo"/>
@@ -2237,7 +2214,7 @@
                 <w:noProof/>
                 <w:webHidden/>
               </w:rPr>
-              <w:instrText xml:space="preserve"> PAGEREF _Toc243399947 \h </w:instrText>
+              <w:instrText xml:space="preserve"> PAGEREF _Toc243504898 \h </w:instrText>
             </w:r>
             <w:r>
               <w:rPr>
@@ -2277,18 +2254,16 @@
             <w:rPr>
               <w:rFonts w:eastAsiaTheme="minorEastAsia"/>
               <w:noProof/>
-              <w:kern w:val="0"/>
-              <w:sz w:val="22"/>
+              <w:sz w:val="24"/>
+              <w:szCs w:val="24"/>
               <w:lang w:eastAsia="es-CO"/>
-              <w14:ligatures w14:val="none"/>
             </w:rPr>
           </w:pPr>
-          <w:hyperlink w:anchor="_Toc243399948" w:history="1">
+          <w:hyperlink w:anchor="_Toc243504899" w:history="1">
             <w:r>
               <w:rPr>
                 <w:rStyle w:val="Hipervnculo"/>
                 <w:noProof/>
-                <w:spacing w:val="20"/>
               </w:rPr>
               <w:t>5. Acuerdos comerciales</w:t>
             </w:r>
@@ -2311,7 +2286,7 @@
                 <w:noProof/>
                 <w:webHidden/>
               </w:rPr>
-              <w:instrText xml:space="preserve"> PAGEREF _Toc243399948 \h </w:instrText>
+              <w:instrText xml:space="preserve"> PAGEREF _Toc243504899 \h </w:instrText>
             </w:r>
             <w:r>
               <w:rPr>
@@ -2351,13 +2326,12 @@
             <w:rPr>
               <w:rFonts w:eastAsiaTheme="minorEastAsia"/>
               <w:noProof/>
-              <w:kern w:val="0"/>
-              <w:sz w:val="22"/>
+              <w:sz w:val="24"/>
+              <w:szCs w:val="24"/>
               <w:lang w:eastAsia="es-CO"/>
-              <w14:ligatures w14:val="none"/>
             </w:rPr>
           </w:pPr>
-          <w:hyperlink w:anchor="_Toc243399949" w:history="1">
+          <w:hyperlink w:anchor="_Toc243504900" w:history="1">
             <w:r>
               <w:rPr>
                 <w:rStyle w:val="Hipervnculo"/>
@@ -2384,7 +2358,7 @@
                 <w:noProof/>
                 <w:webHidden/>
               </w:rPr>
-              <w:instrText xml:space="preserve"> PAGEREF _Toc243399949 \h </w:instrText>
+              <w:instrText xml:space="preserve"> PAGEREF _Toc243504900 \h </w:instrText>
             </w:r>
             <w:r>
               <w:rPr>
@@ -2424,13 +2398,12 @@
             <w:rPr>
               <w:rFonts w:eastAsiaTheme="minorEastAsia"/>
               <w:noProof/>
-              <w:kern w:val="0"/>
-              <w:sz w:val="22"/>
+              <w:sz w:val="24"/>
+              <w:szCs w:val="24"/>
               <w:lang w:eastAsia="es-CO"/>
-              <w14:ligatures w14:val="none"/>
             </w:rPr>
           </w:pPr>
-          <w:hyperlink w:anchor="_Toc243399950" w:history="1">
+          <w:hyperlink w:anchor="_Toc243504901" w:history="1">
             <w:r>
               <w:rPr>
                 <w:rStyle w:val="Hipervnculo"/>
@@ -2457,7 +2430,7 @@
                 <w:noProof/>
                 <w:webHidden/>
               </w:rPr>
-              <w:instrText xml:space="preserve"> PAGEREF _Toc243399950 \h </w:instrText>
+              <w:instrText xml:space="preserve"> PAGEREF _Toc243504901 \h </w:instrText>
             </w:r>
             <w:r>
               <w:rPr>
@@ -2497,13 +2470,12 @@
             <w:rPr>
               <w:rFonts w:eastAsiaTheme="minorEastAsia"/>
               <w:noProof/>
-              <w:kern w:val="0"/>
-              <w:sz w:val="22"/>
+              <w:sz w:val="24"/>
+              <w:szCs w:val="24"/>
               <w:lang w:eastAsia="es-CO"/>
-              <w14:ligatures w14:val="none"/>
             </w:rPr>
           </w:pPr>
-          <w:hyperlink w:anchor="_Toc243399951" w:history="1">
+          <w:hyperlink w:anchor="_Toc243504902" w:history="1">
             <w:r>
               <w:rPr>
                 <w:rStyle w:val="Hipervnculo"/>
@@ -2530,7 +2502,7 @@
                 <w:noProof/>
                 <w:webHidden/>
               </w:rPr>
-              <w:instrText xml:space="preserve"> PAGEREF _Toc243399951 \h </w:instrText>
+              <w:instrText xml:space="preserve"> PAGEREF _Toc243504902 \h </w:instrText>
             </w:r>
             <w:r>
               <w:rPr>
@@ -2570,18 +2542,16 @@
             <w:rPr>
               <w:rFonts w:eastAsiaTheme="minorEastAsia"/>
               <w:noProof/>
-              <w:kern w:val="0"/>
-              <w:sz w:val="22"/>
+              <w:sz w:val="24"/>
+              <w:szCs w:val="24"/>
               <w:lang w:eastAsia="es-CO"/>
-              <w14:ligatures w14:val="none"/>
             </w:rPr>
           </w:pPr>
-          <w:hyperlink w:anchor="_Toc243399952" w:history="1">
+          <w:hyperlink w:anchor="_Toc243504903" w:history="1">
             <w:r>
               <w:rPr>
                 <w:rStyle w:val="Hipervnculo"/>
                 <w:noProof/>
-                <w:spacing w:val="20"/>
               </w:rPr>
               <w:t>6. Formatos comerciales</w:t>
             </w:r>
@@ -2604,7 +2574,7 @@
                 <w:noProof/>
                 <w:webHidden/>
               </w:rPr>
-              <w:instrText xml:space="preserve"> PAGEREF _Toc243399952 \h </w:instrText>
+              <w:instrText xml:space="preserve"> PAGEREF _Toc243504903 \h </w:instrText>
             </w:r>
             <w:r>
               <w:rPr>
@@ -2644,13 +2614,12 @@
             <w:rPr>
               <w:rFonts w:eastAsiaTheme="minorEastAsia"/>
               <w:noProof/>
-              <w:kern w:val="0"/>
-              <w:sz w:val="22"/>
+              <w:sz w:val="24"/>
+              <w:szCs w:val="24"/>
               <w:lang w:eastAsia="es-CO"/>
-              <w14:ligatures w14:val="none"/>
             </w:rPr>
           </w:pPr>
-          <w:hyperlink w:anchor="_Toc243399953" w:history="1">
+          <w:hyperlink w:anchor="_Toc243504904" w:history="1">
             <w:r>
               <w:rPr>
                 <w:rStyle w:val="Hipervnculo"/>
@@ -2677,7 +2646,7 @@
                 <w:noProof/>
                 <w:webHidden/>
               </w:rPr>
-              <w:instrText xml:space="preserve"> PAGEREF _Toc243399953 \h </w:instrText>
+              <w:instrText xml:space="preserve"> PAGEREF _Toc243504904 \h </w:instrText>
             </w:r>
             <w:r>
               <w:rPr>
@@ -2717,13 +2686,12 @@
             <w:rPr>
               <w:rFonts w:eastAsiaTheme="minorEastAsia"/>
               <w:noProof/>
-              <w:kern w:val="0"/>
-              <w:sz w:val="22"/>
+              <w:sz w:val="24"/>
+              <w:szCs w:val="24"/>
               <w:lang w:eastAsia="es-CO"/>
-              <w14:ligatures w14:val="none"/>
             </w:rPr>
           </w:pPr>
-          <w:hyperlink w:anchor="_Toc243399954" w:history="1">
+          <w:hyperlink w:anchor="_Toc243504905" w:history="1">
             <w:r>
               <w:rPr>
                 <w:rStyle w:val="Hipervnculo"/>
@@ -2750,7 +2718,7 @@
                 <w:noProof/>
                 <w:webHidden/>
               </w:rPr>
-              <w:instrText xml:space="preserve"> PAGEREF _Toc243399954 \h </w:instrText>
+              <w:instrText xml:space="preserve"> PAGEREF _Toc243504905 \h </w:instrText>
             </w:r>
             <w:r>
               <w:rPr>
@@ -2790,13 +2758,12 @@
             <w:rPr>
               <w:rFonts w:eastAsiaTheme="minorEastAsia"/>
               <w:noProof/>
-              <w:kern w:val="0"/>
-              <w:sz w:val="22"/>
+              <w:sz w:val="24"/>
+              <w:szCs w:val="24"/>
               <w:lang w:eastAsia="es-CO"/>
-              <w14:ligatures w14:val="none"/>
             </w:rPr>
           </w:pPr>
-          <w:hyperlink w:anchor="_Toc243399955" w:history="1">
+          <w:hyperlink w:anchor="_Toc243504906" w:history="1">
             <w:r>
               <w:rPr>
                 <w:rStyle w:val="Hipervnculo"/>
@@ -2823,7 +2790,7 @@
                 <w:noProof/>
                 <w:webHidden/>
               </w:rPr>
-              <w:instrText xml:space="preserve"> PAGEREF _Toc243399955 \h </w:instrText>
+              <w:instrText xml:space="preserve"> PAGEREF _Toc243504906 \h </w:instrText>
             </w:r>
             <w:r>
               <w:rPr>
@@ -2863,13 +2830,12 @@
             <w:rPr>
               <w:rFonts w:eastAsiaTheme="minorEastAsia"/>
               <w:noProof/>
-              <w:kern w:val="0"/>
-              <w:sz w:val="22"/>
+              <w:sz w:val="24"/>
+              <w:szCs w:val="24"/>
               <w:lang w:eastAsia="es-CO"/>
-              <w14:ligatures w14:val="none"/>
             </w:rPr>
           </w:pPr>
-          <w:hyperlink w:anchor="_Toc243399956" w:history="1">
+          <w:hyperlink w:anchor="_Toc243504907" w:history="1">
             <w:r>
               <w:rPr>
                 <w:rStyle w:val="Hipervnculo"/>
@@ -2896,7 +2862,7 @@
                 <w:noProof/>
                 <w:webHidden/>
               </w:rPr>
-              <w:instrText xml:space="preserve"> PAGEREF _Toc243399956 \h </w:instrText>
+              <w:instrText xml:space="preserve"> PAGEREF _Toc243504907 \h </w:instrText>
             </w:r>
             <w:r>
               <w:rPr>
@@ -2936,13 +2902,12 @@
             <w:rPr>
               <w:rFonts w:eastAsiaTheme="minorEastAsia"/>
               <w:noProof/>
-              <w:kern w:val="0"/>
-              <w:sz w:val="22"/>
+              <w:sz w:val="24"/>
+              <w:szCs w:val="24"/>
               <w:lang w:eastAsia="es-CO"/>
-              <w14:ligatures w14:val="none"/>
             </w:rPr>
           </w:pPr>
-          <w:hyperlink w:anchor="_Toc243399957" w:history="1">
+          <w:hyperlink w:anchor="_Toc243504908" w:history="1">
             <w:r>
               <w:rPr>
                 <w:rStyle w:val="Hipervnculo"/>
@@ -2969,7 +2934,7 @@
                 <w:noProof/>
                 <w:webHidden/>
               </w:rPr>
-              <w:instrText xml:space="preserve"> PAGEREF _Toc243399957 \h </w:instrText>
+              <w:instrText xml:space="preserve"> PAGEREF _Toc243504908 \h </w:instrText>
             </w:r>
             <w:r>
               <w:rPr>
@@ -3009,13 +2974,12 @@
             <w:rPr>
               <w:rFonts w:eastAsiaTheme="minorEastAsia"/>
               <w:noProof/>
-              <w:kern w:val="0"/>
-              <w:sz w:val="22"/>
+              <w:sz w:val="24"/>
+              <w:szCs w:val="24"/>
               <w:lang w:eastAsia="es-CO"/>
-              <w14:ligatures w14:val="none"/>
             </w:rPr>
           </w:pPr>
-          <w:hyperlink w:anchor="_Toc243399958" w:history="1">
+          <w:hyperlink w:anchor="_Toc243504909" w:history="1">
             <w:r>
               <w:rPr>
                 <w:rStyle w:val="Hipervnculo"/>
@@ -3042,7 +3006,7 @@
                 <w:noProof/>
                 <w:webHidden/>
               </w:rPr>
-              <w:instrText xml:space="preserve"> PAGEREF _Toc243399958 \h </w:instrText>
+              <w:instrText xml:space="preserve"> PAGEREF _Toc243504909 \h </w:instrText>
             </w:r>
             <w:r>
               <w:rPr>
@@ -3082,13 +3046,12 @@
             <w:rPr>
               <w:rFonts w:eastAsiaTheme="minorEastAsia"/>
               <w:noProof/>
-              <w:kern w:val="0"/>
-              <w:sz w:val="22"/>
+              <w:sz w:val="24"/>
+              <w:szCs w:val="24"/>
               <w:lang w:eastAsia="es-CO"/>
-              <w14:ligatures w14:val="none"/>
             </w:rPr>
           </w:pPr>
-          <w:hyperlink w:anchor="_Toc243399959" w:history="1">
+          <w:hyperlink w:anchor="_Toc243504910" w:history="1">
             <w:r>
               <w:rPr>
                 <w:rStyle w:val="Hipervnculo"/>
@@ -3115,7 +3078,7 @@
                 <w:noProof/>
                 <w:webHidden/>
               </w:rPr>
-              <w:instrText xml:space="preserve"> PAGEREF _Toc243399959 \h </w:instrText>
+              <w:instrText xml:space="preserve"> PAGEREF _Toc243504910 \h </w:instrText>
             </w:r>
             <w:r>
               <w:rPr>
@@ -3169,7 +3132,7 @@
       <w:pPr>
         <w:pStyle w:val="Titulosgenerales"/>
       </w:pPr>
-      <w:bookmarkStart w:id="0" w:name="_Toc243399925"/>
+      <w:bookmarkStart w:id="0" w:name="_Toc243504876"/>
       <w:r>
         <w:lastRenderedPageBreak/>
         <w:t>Introducción</w:t>
@@ -3250,7 +3213,7 @@
         <w:pStyle w:val="Ttulo1"/>
         <w:spacing w:line="360" w:lineRule="auto"/>
       </w:pPr>
-      <w:bookmarkStart w:id="1" w:name="_Toc243399926"/>
+      <w:bookmarkStart w:id="1" w:name="_Toc243504877"/>
       <w:r>
         <w:lastRenderedPageBreak/>
         <w:t>Producto</w:t>
@@ -3277,7 +3240,7 @@
         <w:pStyle w:val="Ttulo2"/>
         <w:spacing w:line="360" w:lineRule="auto"/>
       </w:pPr>
-      <w:bookmarkStart w:id="2" w:name="_Toc243399927"/>
+      <w:bookmarkStart w:id="2" w:name="_Toc243504878"/>
       <w:r>
         <w:t>Concepto</w:t>
       </w:r>
@@ -3314,7 +3277,7 @@
         <w:pStyle w:val="Ttulo2"/>
         <w:spacing w:line="360" w:lineRule="auto"/>
       </w:pPr>
-      <w:bookmarkStart w:id="3" w:name="_Toc243399928"/>
+      <w:bookmarkStart w:id="3" w:name="_Toc243504879"/>
       <w:r>
         <w:t>Atributos</w:t>
       </w:r>
@@ -3665,7 +3628,7 @@
         <w:pStyle w:val="Ttulo2"/>
         <w:spacing w:line="360" w:lineRule="auto"/>
       </w:pPr>
-      <w:bookmarkStart w:id="4" w:name="_Toc243399929"/>
+      <w:bookmarkStart w:id="4" w:name="_Toc243504880"/>
       <w:r>
         <w:t>Clasificación</w:t>
       </w:r>
@@ -3985,7 +3948,7 @@
       <w:pPr>
         <w:pStyle w:val="Ttulo2"/>
       </w:pPr>
-      <w:bookmarkStart w:id="5" w:name="_Toc243399930"/>
+      <w:bookmarkStart w:id="5" w:name="_Toc243504881"/>
       <w:r>
         <w:t>Características</w:t>
       </w:r>
@@ -4327,7 +4290,7 @@
       <w:pPr>
         <w:pStyle w:val="Ttulo2"/>
       </w:pPr>
-      <w:bookmarkStart w:id="6" w:name="_Toc243399931"/>
+      <w:bookmarkStart w:id="6" w:name="_Toc243504882"/>
       <w:r>
         <w:t>Referencias</w:t>
       </w:r>
@@ -4443,7 +4406,7 @@
         <w:pStyle w:val="Ttulo1"/>
         <w:spacing w:line="360" w:lineRule="auto"/>
       </w:pPr>
-      <w:bookmarkStart w:id="7" w:name="_Toc243399932"/>
+      <w:bookmarkStart w:id="7" w:name="_Toc243504883"/>
       <w:r>
         <w:lastRenderedPageBreak/>
         <w:t>Distribución</w:t>
@@ -4468,7 +4431,7 @@
         <w:pStyle w:val="Ttulo2"/>
         <w:spacing w:line="360" w:lineRule="auto"/>
       </w:pPr>
-      <w:bookmarkStart w:id="8" w:name="_Toc243399933"/>
+      <w:bookmarkStart w:id="8" w:name="_Toc243504884"/>
       <w:r>
         <w:t>Concepto</w:t>
       </w:r>
@@ -4540,7 +4503,7 @@
         <w:pStyle w:val="Ttulo2"/>
         <w:spacing w:line="360" w:lineRule="auto"/>
       </w:pPr>
-      <w:bookmarkStart w:id="9" w:name="_Toc243399934"/>
+      <w:bookmarkStart w:id="9" w:name="_Toc243504885"/>
       <w:r>
         <w:lastRenderedPageBreak/>
         <w:t>Tipos</w:t>
@@ -4676,7 +4639,7 @@
         <w:pStyle w:val="Ttulo2"/>
         <w:spacing w:line="360" w:lineRule="auto"/>
       </w:pPr>
-      <w:bookmarkStart w:id="10" w:name="_Toc243399935"/>
+      <w:bookmarkStart w:id="10" w:name="_Toc243504886"/>
       <w:r>
         <w:t>Plan</w:t>
       </w:r>
@@ -4741,7 +4704,7 @@
         <w:pStyle w:val="Ttulo2"/>
         <w:spacing w:line="360" w:lineRule="auto"/>
       </w:pPr>
-      <w:bookmarkStart w:id="11" w:name="_Toc243399936"/>
+      <w:bookmarkStart w:id="11" w:name="_Toc243504887"/>
       <w:r>
         <w:lastRenderedPageBreak/>
         <w:t>Sistemas</w:t>
@@ -5071,7 +5034,7 @@
       <w:pPr>
         <w:pStyle w:val="Ttulo2"/>
       </w:pPr>
-      <w:bookmarkStart w:id="12" w:name="_Toc243399937"/>
+      <w:bookmarkStart w:id="12" w:name="_Toc243504888"/>
       <w:r>
         <w:t>Utilidades</w:t>
       </w:r>
@@ -5325,21 +5288,7 @@
               <w:rPr>
                 <w:lang w:val="es-419" w:eastAsia="es-CO"/>
               </w:rPr>
-              <w:t xml:space="preserve">magia ninguna, </w:t>
-            </w:r>
-            <w:proofErr w:type="spellStart"/>
-            <w:r>
-              <w:rPr>
-                <w:lang w:val="es-419" w:eastAsia="es-CO"/>
-              </w:rPr>
-              <w:t>Asusena</w:t>
-            </w:r>
-            <w:proofErr w:type="spellEnd"/>
-            <w:r>
-              <w:rPr>
-                <w:lang w:val="es-419" w:eastAsia="es-CO"/>
-              </w:rPr>
-              <w:t>: eso es logística bien hecha. Cuando funciona, nadie la nota; cuando falla, todo el mundo se entera.</w:t>
+              <w:t>magia ninguna, Asusena: eso es logística bien hecha. Cuando funciona, nadie la nota; cuando falla, todo el mundo se entera.</w:t>
             </w:r>
           </w:p>
           <w:p>
@@ -6063,7 +6012,7 @@
       <w:pPr>
         <w:pStyle w:val="Ttulo1"/>
       </w:pPr>
-      <w:bookmarkStart w:id="13" w:name="_Toc243399938"/>
+      <w:bookmarkStart w:id="13" w:name="_Toc243504889"/>
       <w:r>
         <w:lastRenderedPageBreak/>
         <w:t>Canales de distribución</w:t>
@@ -6101,7 +6050,7 @@
         <w:pStyle w:val="Ttulo2"/>
         <w:spacing w:line="360" w:lineRule="auto"/>
       </w:pPr>
-      <w:bookmarkStart w:id="14" w:name="_Toc243399939"/>
+      <w:bookmarkStart w:id="14" w:name="_Toc243504890"/>
       <w:r>
         <w:t>Concepto</w:t>
       </w:r>
@@ -6157,7 +6106,7 @@
       <w:pPr>
         <w:pStyle w:val="Ttulo2"/>
       </w:pPr>
-      <w:bookmarkStart w:id="15" w:name="_Toc243399940"/>
+      <w:bookmarkStart w:id="15" w:name="_Toc243504891"/>
       <w:r>
         <w:t>Clasificación</w:t>
       </w:r>
@@ -6268,7 +6217,7 @@
         <w:pStyle w:val="Ttulo2"/>
         <w:spacing w:line="360" w:lineRule="auto"/>
       </w:pPr>
-      <w:bookmarkStart w:id="16" w:name="_Toc243399941"/>
+      <w:bookmarkStart w:id="16" w:name="_Toc243504892"/>
       <w:r>
         <w:t>Características</w:t>
       </w:r>
@@ -6730,7 +6679,7 @@
       <w:pPr>
         <w:pStyle w:val="Ttulo2"/>
       </w:pPr>
-      <w:bookmarkStart w:id="17" w:name="_Toc243399942"/>
+      <w:bookmarkStart w:id="17" w:name="_Toc243504893"/>
       <w:r>
         <w:lastRenderedPageBreak/>
         <w:t>Estructura</w:t>
@@ -7110,7 +7059,7 @@
       <w:pPr>
         <w:pStyle w:val="Ttulo2"/>
       </w:pPr>
-      <w:bookmarkStart w:id="18" w:name="_Toc243399943"/>
+      <w:bookmarkStart w:id="18" w:name="_Toc243504894"/>
       <w:r>
         <w:t>Métodos de selección</w:t>
       </w:r>
@@ -7415,21 +7364,7 @@
               <w:rPr>
                 <w:lang w:val="es-419" w:eastAsia="es-CO"/>
               </w:rPr>
-              <w:t xml:space="preserve">menos mal, porque no cabría entre el pan y los buñuelos. Esa diferencia no es casualidad, </w:t>
-            </w:r>
-            <w:proofErr w:type="spellStart"/>
-            <w:r>
-              <w:rPr>
-                <w:lang w:val="es-419" w:eastAsia="es-CO"/>
-              </w:rPr>
-              <w:t>Asusena</w:t>
-            </w:r>
-            <w:proofErr w:type="spellEnd"/>
-            <w:r>
-              <w:rPr>
-                <w:lang w:val="es-419" w:eastAsia="es-CO"/>
-              </w:rPr>
-              <w:t xml:space="preserve">: es una decisión bien pensada. </w:t>
+              <w:t xml:space="preserve">menos mal, porque no cabría entre el pan y los buñuelos. Esa diferencia no es casualidad, Asusena: es una decisión bien pensada. </w:t>
             </w:r>
           </w:p>
           <w:p>
@@ -8032,7 +7967,7 @@
         <w:pStyle w:val="Ttulo1"/>
         <w:spacing w:line="360" w:lineRule="auto"/>
       </w:pPr>
-      <w:bookmarkStart w:id="19" w:name="_Toc243399944"/>
+      <w:bookmarkStart w:id="19" w:name="_Toc243504895"/>
       <w:r>
         <w:lastRenderedPageBreak/>
         <w:t>In</w:t>
@@ -8060,7 +7995,7 @@
         <w:pStyle w:val="Ttulo2"/>
         <w:spacing w:line="360" w:lineRule="auto"/>
       </w:pPr>
-      <w:bookmarkStart w:id="20" w:name="_Toc243399945"/>
+      <w:bookmarkStart w:id="20" w:name="_Toc243504896"/>
       <w:r>
         <w:t>Concepto</w:t>
       </w:r>
@@ -8099,7 +8034,7 @@
         <w:pStyle w:val="Ttulo2"/>
         <w:spacing w:line="360" w:lineRule="auto"/>
       </w:pPr>
-      <w:bookmarkStart w:id="21" w:name="_Toc243399946"/>
+      <w:bookmarkStart w:id="21" w:name="_Toc243504897"/>
       <w:bookmarkStart w:id="22" w:name="_Toc242263418"/>
       <w:r>
         <w:t>Tipo</w:t>
@@ -8315,7 +8250,7 @@
         <w:pStyle w:val="Ttulo2"/>
         <w:spacing w:line="360" w:lineRule="auto"/>
       </w:pPr>
-      <w:bookmarkStart w:id="23" w:name="_Toc243399947"/>
+      <w:bookmarkStart w:id="23" w:name="_Toc243504898"/>
       <w:r>
         <w:lastRenderedPageBreak/>
         <w:t>Clases</w:t>
@@ -8791,17 +8726,9 @@
     <w:p>
       <w:pPr>
         <w:pStyle w:val="Ttulo1"/>
-        <w:rPr>
-          <w:spacing w:val="20"/>
-          <w:lang w:val="es-CO"/>
-        </w:rPr>
-      </w:pPr>
-      <w:bookmarkStart w:id="24" w:name="_Toc243399948"/>
-      <w:r>
-        <w:rPr>
-          <w:rStyle w:val="Extranjerismo"/>
-          <w:lang w:val="es-CO"/>
-        </w:rPr>
+      </w:pPr>
+      <w:bookmarkStart w:id="24" w:name="_Toc243504899"/>
+      <w:r>
         <w:lastRenderedPageBreak/>
         <w:t>Acuerdos comerciales</w:t>
       </w:r>
@@ -8825,7 +8752,7 @@
         <w:pStyle w:val="Ttulo2"/>
         <w:spacing w:line="360" w:lineRule="auto"/>
       </w:pPr>
-      <w:bookmarkStart w:id="25" w:name="_Toc243399949"/>
+      <w:bookmarkStart w:id="25" w:name="_Toc243504900"/>
       <w:r>
         <w:t>Concepto</w:t>
       </w:r>
@@ -8875,7 +8802,7 @@
         <w:pStyle w:val="Ttulo2"/>
         <w:spacing w:line="360" w:lineRule="auto"/>
       </w:pPr>
-      <w:bookmarkStart w:id="26" w:name="_Toc243399950"/>
+      <w:bookmarkStart w:id="26" w:name="_Toc243504901"/>
       <w:r>
         <w:lastRenderedPageBreak/>
         <w:t>Tipos</w:t>
@@ -9248,7 +9175,7 @@
         <w:pStyle w:val="Ttulo2"/>
         <w:spacing w:line="360" w:lineRule="auto"/>
       </w:pPr>
-      <w:bookmarkStart w:id="27" w:name="_Toc243399951"/>
+      <w:bookmarkStart w:id="27" w:name="_Toc243504902"/>
       <w:r>
         <w:t>Funciones</w:t>
       </w:r>
@@ -9627,16 +9554,14 @@
       <w:pPr>
         <w:pStyle w:val="Ttulo1"/>
         <w:rPr>
-          <w:spacing w:val="20"/>
-          <w:lang w:val="es-CO"/>
-        </w:rPr>
-      </w:pPr>
-      <w:bookmarkStart w:id="28" w:name="_Toc243399952"/>
+          <w:rFonts w:eastAsiaTheme="minorHAnsi"/>
+        </w:rPr>
+      </w:pPr>
+      <w:bookmarkStart w:id="28" w:name="_Toc243504903"/>
       <w:bookmarkStart w:id="29" w:name="_Hlk243322611"/>
       <w:r>
         <w:rPr>
-          <w:rStyle w:val="Extranjerismo"/>
-          <w:lang w:val="es-CO"/>
+          <w:rFonts w:eastAsiaTheme="minorHAnsi"/>
         </w:rPr>
         <w:lastRenderedPageBreak/>
         <w:t>Formatos comerciales</w:t>
@@ -9661,7 +9586,7 @@
         <w:pStyle w:val="Ttulo2"/>
         <w:spacing w:line="360" w:lineRule="auto"/>
       </w:pPr>
-      <w:bookmarkStart w:id="30" w:name="_Toc243399953"/>
+      <w:bookmarkStart w:id="30" w:name="_Toc243504904"/>
       <w:r>
         <w:t>Concepto</w:t>
       </w:r>
@@ -9721,7 +9646,7 @@
         <w:lastRenderedPageBreak/>
         <w:tab/>
       </w:r>
-      <w:bookmarkStart w:id="31" w:name="_Toc243399954"/>
+      <w:bookmarkStart w:id="31" w:name="_Toc243504905"/>
       <w:r>
         <w:t>Tipos</w:t>
       </w:r>
@@ -10042,7 +9967,7 @@
       <w:pPr>
         <w:pStyle w:val="Ttulo2"/>
       </w:pPr>
-      <w:bookmarkStart w:id="32" w:name="_Toc243399955"/>
+      <w:bookmarkStart w:id="32" w:name="_Toc243504906"/>
       <w:r>
         <w:t>Clasificación</w:t>
       </w:r>
@@ -10081,23 +10006,23 @@
     <w:tbl>
       <w:tblPr>
         <w:tblStyle w:val="SENA"/>
-        <w:tblW w:w="9169" w:type="dxa"/>
+        <w:tblW w:w="0" w:type="auto"/>
         <w:tblLook w:val="04A0" w:firstRow="1" w:lastRow="0" w:firstColumn="1" w:lastColumn="0" w:noHBand="0" w:noVBand="1"/>
       </w:tblPr>
       <w:tblGrid>
-        <w:gridCol w:w="1809"/>
-        <w:gridCol w:w="2045"/>
-        <w:gridCol w:w="5315"/>
+        <w:gridCol w:w="1980"/>
+        <w:gridCol w:w="1984"/>
+        <w:gridCol w:w="5998"/>
       </w:tblGrid>
       <w:tr>
         <w:trPr>
           <w:cnfStyle w:val="100000000000" w:firstRow="1" w:lastRow="0" w:firstColumn="0" w:lastColumn="0" w:oddVBand="0" w:evenVBand="0" w:oddHBand="0" w:evenHBand="0" w:firstRowFirstColumn="0" w:firstRowLastColumn="0" w:lastRowFirstColumn="0" w:lastRowLastColumn="0"/>
-          <w:trHeight w:val="403"/>
+          <w:cantSplit/>
+          <w:tblHeader/>
         </w:trPr>
         <w:tc>
           <w:tcPr>
-            <w:tcW w:w="0" w:type="auto"/>
-            <w:hideMark/>
+            <w:tcW w:w="1980" w:type="dxa"/>
           </w:tcPr>
           <w:p>
             <w:pPr>
@@ -10111,8 +10036,7 @@
         </w:tc>
         <w:tc>
           <w:tcPr>
-            <w:tcW w:w="2045" w:type="dxa"/>
-            <w:hideMark/>
+            <w:tcW w:w="1984" w:type="dxa"/>
           </w:tcPr>
           <w:p>
             <w:pPr>
@@ -10126,8 +10050,7 @@
         </w:tc>
         <w:tc>
           <w:tcPr>
-            <w:tcW w:w="5315" w:type="dxa"/>
-            <w:hideMark/>
+            <w:tcW w:w="5998" w:type="dxa"/>
           </w:tcPr>
           <w:p>
             <w:pPr>
@@ -10143,184 +10066,90 @@
       <w:tr>
         <w:trPr>
           <w:cnfStyle w:val="000000100000" w:firstRow="0" w:lastRow="0" w:firstColumn="0" w:lastColumn="0" w:oddVBand="0" w:evenVBand="0" w:oddHBand="1" w:evenHBand="0" w:firstRowFirstColumn="0" w:firstRowLastColumn="0" w:lastRowFirstColumn="0" w:lastRowLastColumn="0"/>
-          <w:trHeight w:val="1449"/>
         </w:trPr>
         <w:tc>
           <w:tcPr>
-            <w:tcW w:w="0" w:type="auto"/>
-            <w:hideMark/>
+            <w:tcW w:w="1980" w:type="dxa"/>
           </w:tcPr>
           <w:p>
             <w:pPr>
               <w:pStyle w:val="TextoTablas"/>
               <w:spacing w:line="360" w:lineRule="auto"/>
-              <w:rPr>
-                <w:b/>
-              </w:rPr>
             </w:pPr>
             <w:r>
-              <w:rPr>
-                <w:b/>
-              </w:rPr>
               <w:t>Nivel de servicio</w:t>
             </w:r>
           </w:p>
         </w:tc>
         <w:tc>
           <w:tcPr>
-            <w:tcW w:w="2045" w:type="dxa"/>
-            <w:hideMark/>
+            <w:tcW w:w="1984" w:type="dxa"/>
           </w:tcPr>
           <w:p>
             <w:pPr>
               <w:pStyle w:val="TextoTablas"/>
               <w:spacing w:line="360" w:lineRule="auto"/>
-              <w:rPr>
-                <w:b/>
-              </w:rPr>
             </w:pPr>
             <w:r>
-              <w:rPr>
-                <w:b/>
-              </w:rPr>
               <w:t>Autoservicio</w:t>
-            </w:r>
-          </w:p>
-          <w:p>
-            <w:pPr>
-              <w:pStyle w:val="TextoTablas"/>
-              <w:spacing w:line="360" w:lineRule="auto"/>
-              <w:rPr>
-                <w:b/>
-              </w:rPr>
-            </w:pPr>
-            <w:r>
-              <w:t>Servicio asistido</w:t>
             </w:r>
           </w:p>
         </w:tc>
         <w:tc>
           <w:tcPr>
-            <w:tcW w:w="5315" w:type="dxa"/>
-            <w:hideMark/>
+            <w:tcW w:w="5998" w:type="dxa"/>
           </w:tcPr>
           <w:p>
             <w:pPr>
               <w:pStyle w:val="TextoTablas"/>
               <w:spacing w:line="360" w:lineRule="auto"/>
-              <w:rPr>
-                <w:b/>
-              </w:rPr>
             </w:pPr>
             <w:r>
-              <w:rPr>
-                <w:b/>
-              </w:rPr>
               <w:t>El cliente selecciona los productos directamente.</w:t>
-            </w:r>
-          </w:p>
-          <w:p>
-            <w:pPr>
-              <w:pStyle w:val="TextoTablas"/>
-              <w:spacing w:line="360" w:lineRule="auto"/>
-              <w:rPr>
-                <w:b/>
-              </w:rPr>
-            </w:pPr>
-            <w:r>
-              <w:t>Requiere apoyo del vendedor.</w:t>
             </w:r>
           </w:p>
         </w:tc>
       </w:tr>
       <w:tr>
-        <w:trPr>
-          <w:trHeight w:val="1449"/>
-        </w:trPr>
         <w:tc>
           <w:tcPr>
-            <w:tcW w:w="0" w:type="auto"/>
-            <w:hideMark/>
+            <w:tcW w:w="1980" w:type="dxa"/>
           </w:tcPr>
           <w:p>
             <w:pPr>
               <w:pStyle w:val="TextoTablas"/>
               <w:spacing w:line="360" w:lineRule="auto"/>
-              <w:rPr>
-                <w:b/>
-              </w:rPr>
             </w:pPr>
             <w:r>
-              <w:rPr>
-                <w:b/>
-              </w:rPr>
-              <w:t>Canal</w:t>
+              <w:t>Nivel de servicio</w:t>
             </w:r>
           </w:p>
         </w:tc>
         <w:tc>
           <w:tcPr>
-            <w:tcW w:w="2045" w:type="dxa"/>
-            <w:hideMark/>
+            <w:tcW w:w="1984" w:type="dxa"/>
           </w:tcPr>
           <w:p>
             <w:pPr>
               <w:pStyle w:val="TextoTablas"/>
               <w:spacing w:line="360" w:lineRule="auto"/>
-              <w:rPr>
-                <w:b/>
-              </w:rPr>
             </w:pPr>
             <w:r>
-              <w:rPr>
-                <w:b/>
-              </w:rPr>
-              <w:t>Físico</w:t>
-            </w:r>
-          </w:p>
-          <w:p>
-            <w:pPr>
-              <w:pStyle w:val="TextoTablas"/>
-              <w:spacing w:line="360" w:lineRule="auto"/>
-              <w:rPr>
-                <w:b/>
-              </w:rPr>
-            </w:pPr>
-            <w:r>
-              <w:t>Digital</w:t>
+              <w:t>Servicio asistido</w:t>
             </w:r>
           </w:p>
         </w:tc>
         <w:tc>
           <w:tcPr>
-            <w:tcW w:w="5315" w:type="dxa"/>
-            <w:hideMark/>
+            <w:tcW w:w="5998" w:type="dxa"/>
           </w:tcPr>
           <w:p>
             <w:pPr>
               <w:pStyle w:val="TextoTablas"/>
               <w:spacing w:line="360" w:lineRule="auto"/>
-              <w:rPr>
-                <w:b/>
-              </w:rPr>
             </w:pPr>
             <w:r>
-              <w:rPr>
-                <w:b/>
-              </w:rPr>
-              <w:t>Punto de venta tradicional.</w:t>
-            </w:r>
-          </w:p>
-          <w:p>
-            <w:pPr>
-              <w:pStyle w:val="TextoTablas"/>
-              <w:spacing w:line="360" w:lineRule="auto"/>
-              <w:rPr>
-                <w:b/>
-              </w:rPr>
-            </w:pPr>
-            <w:r>
-              <w:t>Plataformas online o aplicaciones.</w:t>
+              <w:t>Requiere apoyo del vendedor.</w:t>
             </w:r>
           </w:p>
         </w:tc>
@@ -10328,89 +10157,190 @@
       <w:tr>
         <w:trPr>
           <w:cnfStyle w:val="000000100000" w:firstRow="0" w:lastRow="0" w:firstColumn="0" w:lastColumn="0" w:oddVBand="0" w:evenVBand="0" w:oddHBand="1" w:evenHBand="0" w:firstRowFirstColumn="0" w:firstRowLastColumn="0" w:lastRowFirstColumn="0" w:lastRowLastColumn="0"/>
-          <w:trHeight w:val="1449"/>
         </w:trPr>
         <w:tc>
           <w:tcPr>
-            <w:tcW w:w="0" w:type="auto"/>
-            <w:hideMark/>
+            <w:tcW w:w="1980" w:type="dxa"/>
           </w:tcPr>
           <w:p>
             <w:pPr>
               <w:pStyle w:val="TextoTablas"/>
               <w:spacing w:line="360" w:lineRule="auto"/>
-              <w:rPr>
-                <w:b/>
-              </w:rPr>
             </w:pPr>
             <w:r>
-              <w:rPr>
-                <w:b/>
-              </w:rPr>
-              <w:t>Propiedad</w:t>
+              <w:t>Canal</w:t>
             </w:r>
           </w:p>
         </w:tc>
         <w:tc>
           <w:tcPr>
-            <w:tcW w:w="2045" w:type="dxa"/>
-            <w:hideMark/>
+            <w:tcW w:w="1984" w:type="dxa"/>
           </w:tcPr>
           <w:p>
             <w:pPr>
               <w:pStyle w:val="TextoTablas"/>
               <w:spacing w:line="360" w:lineRule="auto"/>
-              <w:rPr>
-                <w:b/>
-              </w:rPr>
             </w:pPr>
             <w:r>
-              <w:rPr>
-                <w:b/>
-              </w:rPr>
-              <w:t>Independiente</w:t>
-            </w:r>
-          </w:p>
-          <w:p>
-            <w:pPr>
-              <w:pStyle w:val="TextoTablas"/>
-              <w:spacing w:line="360" w:lineRule="auto"/>
-              <w:rPr>
-                <w:b/>
-              </w:rPr>
-            </w:pPr>
-            <w:r>
-              <w:t>Cadena</w:t>
+              <w:t>Físico</w:t>
             </w:r>
           </w:p>
         </w:tc>
         <w:tc>
           <w:tcPr>
-            <w:tcW w:w="5315" w:type="dxa"/>
-            <w:hideMark/>
+            <w:tcW w:w="5998" w:type="dxa"/>
           </w:tcPr>
           <w:p>
             <w:pPr>
               <w:pStyle w:val="TextoTablas"/>
               <w:spacing w:line="360" w:lineRule="auto"/>
-              <w:rPr>
-                <w:b/>
-              </w:rPr>
             </w:pPr>
             <w:r>
-              <w:rPr>
-                <w:b/>
-              </w:rPr>
-              <w:t>Negocio individual.</w:t>
+              <w:t>Punto de venta tradicional.</w:t>
             </w:r>
           </w:p>
+        </w:tc>
+      </w:tr>
+      <w:tr>
+        <w:tc>
+          <w:tcPr>
+            <w:tcW w:w="1980" w:type="dxa"/>
+          </w:tcPr>
           <w:p>
             <w:pPr>
               <w:pStyle w:val="TextoTablas"/>
               <w:spacing w:line="360" w:lineRule="auto"/>
-              <w:rPr>
-                <w:b/>
-              </w:rPr>
+            </w:pPr>
+            <w:r>
+              <w:t>Canal</w:t>
+            </w:r>
+          </w:p>
+        </w:tc>
+        <w:tc>
+          <w:tcPr>
+            <w:tcW w:w="1984" w:type="dxa"/>
+          </w:tcPr>
+          <w:p>
+            <w:pPr>
+              <w:pStyle w:val="TextoTablas"/>
+              <w:spacing w:line="360" w:lineRule="auto"/>
+            </w:pPr>
+            <w:r>
+              <w:t>Digital</w:t>
+            </w:r>
+          </w:p>
+        </w:tc>
+        <w:tc>
+          <w:tcPr>
+            <w:tcW w:w="5998" w:type="dxa"/>
+          </w:tcPr>
+          <w:p>
+            <w:pPr>
+              <w:pStyle w:val="TextoTablas"/>
+              <w:spacing w:line="360" w:lineRule="auto"/>
+            </w:pPr>
+            <w:r>
+              <w:t xml:space="preserve">Plataformas </w:t>
+            </w:r>
+            <w:r>
+              <w:rPr>
+                <w:rStyle w:val="Extranjerismo"/>
+              </w:rPr>
+              <w:t>online</w:t>
+            </w:r>
+            <w:r>
+              <w:t xml:space="preserve"> o aplicaciones.</w:t>
+            </w:r>
+          </w:p>
+        </w:tc>
+      </w:tr>
+      <w:tr>
+        <w:trPr>
+          <w:cnfStyle w:val="000000100000" w:firstRow="0" w:lastRow="0" w:firstColumn="0" w:lastColumn="0" w:oddVBand="0" w:evenVBand="0" w:oddHBand="1" w:evenHBand="0" w:firstRowFirstColumn="0" w:firstRowLastColumn="0" w:lastRowFirstColumn="0" w:lastRowLastColumn="0"/>
+        </w:trPr>
+        <w:tc>
+          <w:tcPr>
+            <w:tcW w:w="1980" w:type="dxa"/>
+          </w:tcPr>
+          <w:p>
+            <w:pPr>
+              <w:pStyle w:val="TextoTablas"/>
+              <w:spacing w:line="360" w:lineRule="auto"/>
+            </w:pPr>
+            <w:r>
+              <w:t>Propiedad</w:t>
+            </w:r>
+          </w:p>
+        </w:tc>
+        <w:tc>
+          <w:tcPr>
+            <w:tcW w:w="1984" w:type="dxa"/>
+          </w:tcPr>
+          <w:p>
+            <w:pPr>
+              <w:pStyle w:val="TextoTablas"/>
+              <w:spacing w:line="360" w:lineRule="auto"/>
+            </w:pPr>
+            <w:r>
+              <w:t>Independiente</w:t>
+            </w:r>
+          </w:p>
+        </w:tc>
+        <w:tc>
+          <w:tcPr>
+            <w:tcW w:w="5998" w:type="dxa"/>
+          </w:tcPr>
+          <w:p>
+            <w:pPr>
+              <w:pStyle w:val="TextoTablas"/>
+              <w:spacing w:line="360" w:lineRule="auto"/>
+            </w:pPr>
+            <w:r>
+              <w:t>Negocio individual.</w:t>
+            </w:r>
+          </w:p>
+        </w:tc>
+      </w:tr>
+      <w:tr>
+        <w:tc>
+          <w:tcPr>
+            <w:tcW w:w="1980" w:type="dxa"/>
+          </w:tcPr>
+          <w:p>
+            <w:pPr>
+              <w:pStyle w:val="TextoTablas"/>
+              <w:spacing w:line="360" w:lineRule="auto"/>
+            </w:pPr>
+            <w:r>
+              <w:t>Propiedad</w:t>
+            </w:r>
+          </w:p>
+        </w:tc>
+        <w:tc>
+          <w:tcPr>
+            <w:tcW w:w="1984" w:type="dxa"/>
+          </w:tcPr>
+          <w:p>
+            <w:pPr>
+              <w:pStyle w:val="TextoTablas"/>
+              <w:spacing w:line="360" w:lineRule="auto"/>
+            </w:pPr>
+            <w:r>
+              <w:t>C</w:t>
+            </w:r>
+            <w:r>
+              <w:t>adena</w:t>
+            </w:r>
+          </w:p>
+        </w:tc>
+        <w:tc>
+          <w:tcPr>
+            <w:tcW w:w="5998" w:type="dxa"/>
+          </w:tcPr>
+          <w:p>
+            <w:pPr>
+              <w:pStyle w:val="TextoTablas"/>
+              <w:spacing w:line="360" w:lineRule="auto"/>
             </w:pPr>
             <w:r>
               <w:t>Empresa con múltiples puntos de venta.</w:t>
@@ -10482,7 +10412,7 @@
           <w:u w:val="single"/>
         </w:rPr>
       </w:pPr>
-      <w:bookmarkStart w:id="33" w:name="_Toc243399956"/>
+      <w:bookmarkStart w:id="33" w:name="_Toc243504907"/>
       <w:bookmarkEnd w:id="29"/>
       <w:r>
         <w:lastRenderedPageBreak/>
@@ -10508,23 +10438,18 @@
     </w:p>
     <w:p>
       <w:pPr>
-        <w:spacing w:before="0" w:after="160"/>
         <w:ind w:firstLine="0"/>
+        <w:jc w:val="center"/>
+      </w:pPr>
+      <w:r>
         <w:rPr>
           <w:noProof/>
-          <w:lang w:val="es-419" w:eastAsia="es-CO"/>
-        </w:rPr>
-      </w:pPr>
-      <w:r>
-        <w:rPr>
-          <w:noProof/>
-          <w:lang w:val="es-419" w:eastAsia="es-CO"/>
         </w:rPr>
         <w:drawing>
-          <wp:inline distT="0" distB="0" distL="0" distR="0" wp14:anchorId="4D06698A" wp14:editId="16BD5BB1">
-            <wp:extent cx="5741581" cy="3887529"/>
-            <wp:effectExtent l="0" t="0" r="0" b="0"/>
-            <wp:docPr id="3" name="Gráfico 3" descr="La figura presenta la estructura general del componente formativo Principios de la distribución comercial, organizando de manera jerárquica los conocimientos necesarios para comprender cómo los productos llegan al mercado y al consumidor. Integra elementos relacionados con las características de la oferta, las alternativas para su comercialización, la configuración de los canales, la participación de diferentes actores y las relaciones que establecen. Además, incorpora aspectos que orientan la selección y funcionamiento de las distintas modalidades comerciales. "/>
+          <wp:inline distT="0" distB="0" distL="0" distR="0" wp14:anchorId="1761AA32" wp14:editId="5667B6AF">
+            <wp:extent cx="6231258" cy="2755076"/>
+            <wp:effectExtent l="0" t="0" r="0" b="7620"/>
+            <wp:docPr id="1539182597" name="Gráfico 3" descr="La figura presenta la estructura general del componente formativo Principios de la distribución comercial, organizando de manera jerárquica los conocimientos necesarios para comprender cómo los productos llegan al mercado y al consumidor. Integra elementos relacionados con las características de la oferta, las alternativas para su comercialización, la configuración de los canales, la participación de diferentes actores y las relaciones que establecen. Además, incorpora aspectos que orientan la selección y funcionamiento de las distintas modalidades comerciales."/>
             <wp:cNvGraphicFramePr>
               <a:graphicFrameLocks xmlns:a="http://schemas.openxmlformats.org/drawingml/2006/main" noChangeAspect="1"/>
             </wp:cNvGraphicFramePr>
@@ -10532,39 +10457,29 @@
               <a:graphicData uri="http://schemas.openxmlformats.org/drawingml/2006/picture">
                 <pic:pic xmlns:pic="http://schemas.openxmlformats.org/drawingml/2006/picture">
                   <pic:nvPicPr>
-                    <pic:cNvPr id="3" name="Gráfico 3" descr="La figura presenta la estructura general del componente formativo Principios de la distribución comercial, organizando de manera jerárquica los conocimientos necesarios para comprender cómo los productos llegan al mercado y al consumidor. Integra elementos relacionados con las características de la oferta, las alternativas para su comercialización, la configuración de los canales, la participación de diferentes actores y las relaciones que establecen. Además, incorpora aspectos que orientan la selección y funcionamiento de las distintas modalidades comerciales. "/>
+                    <pic:cNvPr id="1539182597" name="Gráfico 3" descr="La figura presenta la estructura general del componente formativo Principios de la distribución comercial, organizando de manera jerárquica los conocimientos necesarios para comprender cómo los productos llegan al mercado y al consumidor. Integra elementos relacionados con las características de la oferta, las alternativas para su comercialización, la configuración de los canales, la participación de diferentes actores y las relaciones que establecen. Además, incorpora aspectos que orientan la selección y funcionamiento de las distintas modalidades comerciales."/>
                     <pic:cNvPicPr/>
                   </pic:nvPicPr>
-                  <pic:blipFill rotWithShape="1">
-                    <a:blip r:embed="rId18" cstate="print">
+                  <pic:blipFill>
+                    <a:blip r:embed="rId18">
                       <a:extLst>
-                        <a:ext uri="{28A0092B-C50C-407E-A947-70E740481C1C}">
-                          <a14:useLocalDpi xmlns:a14="http://schemas.microsoft.com/office/drawing/2010/main" val="0"/>
-                        </a:ext>
                         <a:ext uri="{96DAC541-7B7A-43D3-8B79-37D633B846F1}">
                           <asvg:svgBlip xmlns:asvg="http://schemas.microsoft.com/office/drawing/2016/SVG/main" r:embed="rId19"/>
                         </a:ext>
                       </a:extLst>
                     </a:blip>
-                    <a:srcRect l="10580" t="15757" r="9812" b="3960"/>
-                    <a:stretch/>
+                    <a:stretch>
+                      <a:fillRect/>
+                    </a:stretch>
                   </pic:blipFill>
-                  <pic:spPr bwMode="auto">
+                  <pic:spPr>
                     <a:xfrm>
                       <a:off x="0" y="0"/>
-                      <a:ext cx="5741581" cy="3887529"/>
+                      <a:ext cx="6248866" cy="2762861"/>
                     </a:xfrm>
                     <a:prstGeom prst="rect">
                       <a:avLst/>
                     </a:prstGeom>
-                    <a:ln>
-                      <a:noFill/>
-                    </a:ln>
-                    <a:extLst>
-                      <a:ext uri="{53640926-AAD7-44D8-BBD7-CCE9431645EC}">
-                        <a14:shadowObscured xmlns:a14="http://schemas.microsoft.com/office/drawing/2010/main"/>
-                      </a:ext>
-                    </a:extLst>
                   </pic:spPr>
                 </pic:pic>
               </a:graphicData>
@@ -10572,19 +10487,12 @@
           </wp:inline>
         </w:drawing>
       </w:r>
-      <w:r>
-        <w:rPr>
-          <w:noProof/>
-          <w:lang w:val="es-419" w:eastAsia="es-CO"/>
-        </w:rPr>
-        <w:br w:type="page"/>
-      </w:r>
     </w:p>
     <w:p>
       <w:pPr>
         <w:pStyle w:val="Titulosgenerales"/>
       </w:pPr>
-      <w:bookmarkStart w:id="34" w:name="_Toc243399957"/>
+      <w:bookmarkStart w:id="34" w:name="_Toc243504908"/>
       <w:r>
         <w:lastRenderedPageBreak/>
         <w:t>Glosario</w:t>
@@ -10694,10 +10602,10 @@
       <w:r>
         <w:rPr>
           <w:b/>
-          <w:bCs/>
-          <w:lang w:val="es-419"/>
-        </w:rPr>
-        <w:t>Canales de distribución</w:t>
+          <w:szCs w:val="28"/>
+          <w:lang w:val="es-419"/>
+        </w:rPr>
+        <w:t>Cadena de suministro</w:t>
       </w:r>
       <w:r>
         <w:rPr>
@@ -10721,7 +10629,7 @@
           <w:szCs w:val="28"/>
           <w:lang w:val="es-419"/>
         </w:rPr>
-        <w:t>c</w:t>
+        <w:t>r</w:t>
       </w:r>
       <w:r>
         <w:rPr>
@@ -10729,7 +10637,7 @@
           <w:szCs w:val="28"/>
           <w:lang w:val="es-419"/>
         </w:rPr>
-        <w:t>onjunto de intermediarios que llevan el producto desde el productor hasta el consumidor final.</w:t>
+        <w:t>ed de procesos y actores que intervienen en la producción y distribución de bienes.</w:t>
       </w:r>
     </w:p>
     <w:p>
@@ -10743,10 +10651,10 @@
       <w:r>
         <w:rPr>
           <w:b/>
-          <w:szCs w:val="28"/>
-          <w:lang w:val="es-419"/>
-        </w:rPr>
-        <w:t>Cadena de suministro</w:t>
+          <w:bCs/>
+          <w:lang w:val="es-419"/>
+        </w:rPr>
+        <w:t>Canales de distribución</w:t>
       </w:r>
       <w:r>
         <w:rPr>
@@ -10770,7 +10678,7 @@
           <w:szCs w:val="28"/>
           <w:lang w:val="es-419"/>
         </w:rPr>
-        <w:t>r</w:t>
+        <w:t>c</w:t>
       </w:r>
       <w:r>
         <w:rPr>
@@ -10778,7 +10686,7 @@
           <w:szCs w:val="28"/>
           <w:lang w:val="es-419"/>
         </w:rPr>
-        <w:t>ed de procesos y actores que intervienen en la producción y distribución de bienes.</w:t>
+        <w:t>onjunto de intermediarios que llevan el producto desde el productor hasta el consumidor final.</w:t>
       </w:r>
     </w:p>
     <w:p>
@@ -11298,7 +11206,7 @@
       <w:pPr>
         <w:pStyle w:val="Titulosgenerales"/>
       </w:pPr>
-      <w:bookmarkStart w:id="35" w:name="_Toc243399958"/>
+      <w:bookmarkStart w:id="35" w:name="_Toc243504909"/>
       <w:r>
         <w:lastRenderedPageBreak/>
         <w:t>Referencias bibliográficas</w:t>
@@ -11467,68 +11375,24 @@
           <w:lang w:val="es-419"/>
         </w:rPr>
       </w:pPr>
-      <w:proofErr w:type="spellStart"/>
-      <w:r>
-        <w:rPr>
-          <w:lang w:val="es-419"/>
-        </w:rPr>
-        <w:t>Rushton</w:t>
-      </w:r>
-      <w:proofErr w:type="spellEnd"/>
-      <w:r>
-        <w:rPr>
-          <w:lang w:val="es-419"/>
-        </w:rPr>
-        <w:t xml:space="preserve">, A., </w:t>
-      </w:r>
-      <w:proofErr w:type="spellStart"/>
-      <w:r>
-        <w:rPr>
-          <w:lang w:val="es-419"/>
-        </w:rPr>
-        <w:t>Croucher</w:t>
-      </w:r>
-      <w:proofErr w:type="spellEnd"/>
-      <w:r>
-        <w:rPr>
-          <w:lang w:val="es-419"/>
-        </w:rPr>
-        <w:t>, P., &amp; Baker, P. (2017). Manual de logística y gestión de la distribución (6.ª ed.). Kogan Page.</w:t>
-      </w:r>
-    </w:p>
-    <w:p>
-      <w:pPr>
-        <w:rPr>
-          <w:lang w:val="es-419"/>
-        </w:rPr>
-      </w:pPr>
-      <w:proofErr w:type="spellStart"/>
-      <w:r>
-        <w:rPr>
-          <w:lang w:val="es-419"/>
-        </w:rPr>
-        <w:t>Simchi</w:t>
-      </w:r>
-      <w:proofErr w:type="spellEnd"/>
-      <w:r>
-        <w:rPr>
-          <w:lang w:val="es-419"/>
-        </w:rPr>
-        <w:t xml:space="preserve">-Levi, D., Kaminsky, P., &amp; </w:t>
-      </w:r>
-      <w:proofErr w:type="spellStart"/>
-      <w:r>
-        <w:rPr>
-          <w:lang w:val="es-419"/>
-        </w:rPr>
-        <w:t>Simchi</w:t>
-      </w:r>
-      <w:proofErr w:type="spellEnd"/>
-      <w:r>
-        <w:rPr>
-          <w:lang w:val="es-419"/>
-        </w:rPr>
-        <w:t>-Levi, E. (2008). Diseño y gestión de la cadena de suministro. McGraw-Hill.</w:t>
+      <w:r>
+        <w:rPr>
+          <w:lang w:val="es-419"/>
+        </w:rPr>
+        <w:t>Rushton, A., Croucher, P., &amp; Baker, P. (2017). Manual de logística y gestión de la distribución (6.ª ed.). Kogan Page.</w:t>
+      </w:r>
+    </w:p>
+    <w:p>
+      <w:pPr>
+        <w:rPr>
+          <w:lang w:val="es-419"/>
+        </w:rPr>
+      </w:pPr>
+      <w:r>
+        <w:rPr>
+          <w:lang w:val="es-419"/>
+        </w:rPr>
+        <w:t>Simchi-Levi, D., Kaminsky, P., &amp; Simchi-Levi, E. (2008). Diseño y gestión de la cadena de suministro. McGraw-Hill.</w:t>
       </w:r>
     </w:p>
     <w:p>
@@ -11656,7 +11520,7 @@
           <w:numId w:val="0"/>
         </w:numPr>
       </w:pPr>
-      <w:bookmarkStart w:id="36" w:name="_Toc243399959"/>
+      <w:bookmarkStart w:id="36" w:name="_Toc243504910"/>
       <w:r>
         <w:lastRenderedPageBreak/>
         <w:t>Créditos</w:t>
@@ -11852,12 +11716,6 @@
               <w:pStyle w:val="TextoTablas"/>
               <w:spacing w:line="360" w:lineRule="auto"/>
             </w:pPr>
-          </w:p>
-          <w:p>
-            <w:pPr>
-              <w:pStyle w:val="TextoTablas"/>
-              <w:spacing w:line="360" w:lineRule="auto"/>
-            </w:pPr>
             <w:r>
               <w:t>Mario Morales Cabrera</w:t>
             </w:r>
@@ -11873,7 +11731,19 @@
               <w:spacing w:line="360" w:lineRule="auto"/>
             </w:pPr>
             <w:r>
-              <w:t>Experto Temático Logística</w:t>
+              <w:t xml:space="preserve">Experto </w:t>
+            </w:r>
+            <w:r>
+              <w:t>t</w:t>
+            </w:r>
+            <w:r>
+              <w:t xml:space="preserve">emático </w:t>
+            </w:r>
+            <w:r>
+              <w:t>l</w:t>
+            </w:r>
+            <w:r>
+              <w:t>ogística</w:t>
             </w:r>
           </w:p>
         </w:tc>
@@ -11909,15 +11779,7 @@
               <w:spacing w:line="360" w:lineRule="auto"/>
             </w:pPr>
             <w:r>
-              <w:t>Jair Coll </w:t>
-            </w:r>
-            <w:proofErr w:type="spellStart"/>
-            <w:r>
-              <w:t>Gallardo</w:t>
-            </w:r>
-            <w:proofErr w:type="spellEnd"/>
-            <w:r>
-              <w:t> </w:t>
+              <w:t>Jair Coll Gallardo </w:t>
             </w:r>
           </w:p>
         </w:tc>
@@ -11931,7 +11793,19 @@
               <w:spacing w:line="360" w:lineRule="auto"/>
             </w:pPr>
             <w:r>
-              <w:t>Experto Temático Comercio y servicio</w:t>
+              <w:t xml:space="preserve">Experto </w:t>
+            </w:r>
+            <w:r>
+              <w:t>t</w:t>
+            </w:r>
+            <w:r>
+              <w:t xml:space="preserve">emático </w:t>
+            </w:r>
+            <w:r>
+              <w:t>c</w:t>
+            </w:r>
+            <w:r>
+              <w:t>omercio y servicio</w:t>
             </w:r>
           </w:p>
         </w:tc>
@@ -11969,12 +11843,6 @@
               <w:pStyle w:val="TextoTablas"/>
               <w:spacing w:line="360" w:lineRule="auto"/>
             </w:pPr>
-          </w:p>
-          <w:p>
-            <w:pPr>
-              <w:pStyle w:val="TextoTablas"/>
-              <w:spacing w:line="360" w:lineRule="auto"/>
-            </w:pPr>
             <w:r>
               <w:t>Carmen Alicia Martínez Torres</w:t>
             </w:r>
@@ -12136,7 +12004,6 @@
               <w:spacing w:line="360" w:lineRule="auto"/>
             </w:pPr>
             <w:r>
-              <w:lastRenderedPageBreak/>
               <w:t>Nelson Iván Vera Briceño</w:t>
             </w:r>
           </w:p>
@@ -12187,15 +12054,8 @@
               <w:spacing w:line="360" w:lineRule="auto"/>
             </w:pPr>
             <w:r>
-              <w:t xml:space="preserve">Luz </w:t>
-            </w:r>
-            <w:proofErr w:type="spellStart"/>
-            <w:r>
-              <w:t>Karime</w:t>
-            </w:r>
-            <w:proofErr w:type="spellEnd"/>
-            <w:r>
-              <w:t xml:space="preserve"> Amaya Cabra</w:t>
+              <w:lastRenderedPageBreak/>
+              <w:t>Luz Karime Amaya Cabra</w:t>
             </w:r>
           </w:p>
         </w:tc>
@@ -12241,13 +12101,8 @@
               <w:pStyle w:val="TextoTablas"/>
               <w:spacing w:line="360" w:lineRule="auto"/>
             </w:pPr>
-            <w:proofErr w:type="spellStart"/>
-            <w:r>
-              <w:t>Karine</w:t>
-            </w:r>
-            <w:proofErr w:type="spellEnd"/>
-            <w:r>
-              <w:t xml:space="preserve"> Isabel Ospino Fritz</w:t>
+            <w:r>
+              <w:t>Karine Isabel Ospino Fritz</w:t>
             </w:r>
           </w:p>
         </w:tc>
@@ -12314,7 +12169,7 @@
               <w:spacing w:line="360" w:lineRule="auto"/>
             </w:pPr>
             <w:r>
-              <w:t>Validador y vinculadora de recursos educativos digitales</w:t>
+              <w:t>Validador y vinculador de recursos educativos digitales</w:t>
             </w:r>
           </w:p>
         </w:tc>
@@ -12367,7 +12222,13 @@
               <w:t>a</w:t>
             </w:r>
             <w:r>
-              <w:t xml:space="preserve"> y vinculador de recursos educativos digitales</w:t>
+              <w:t xml:space="preserve"> y vinculador</w:t>
+            </w:r>
+            <w:r>
+              <w:t>a</w:t>
+            </w:r>
+            <w:r>
+              <w:t xml:space="preserve"> de recursos educativos digitales</w:t>
             </w:r>
           </w:p>
         </w:tc>
@@ -19457,26 +19318,6 @@
 </file>
 
 <file path=customXml/item2.xml><?xml version="1.0" encoding="utf-8"?>
-<?mso-contentType ?>
-<FormTemplates xmlns="http://schemas.microsoft.com/sharepoint/v3/contenttype/forms">
-  <Display>DocumentLibraryForm</Display>
-  <Edit>DocumentLibraryForm</Edit>
-  <New>DocumentLibraryForm</New>
-</FormTemplates>
-</file>
-
-<file path=customXml/item3.xml><?xml version="1.0" encoding="utf-8"?>
-<p:properties xmlns:p="http://schemas.microsoft.com/office/2006/metadata/properties" xmlns:xsi="http://www.w3.org/2001/XMLSchema-instance" xmlns:pc="http://schemas.microsoft.com/office/infopath/2007/PartnerControls">
-  <documentManagement>
-    <TaxCatchAll xmlns="67a0edcd-0de5-43ed-8c27-e32f38a00c91" xsi:nil="true"/>
-    <lcf76f155ced4ddcb4097134ff3c332f xmlns="42760c81-fd8e-4d59-8953-7cdb9f38b14f">
-      <Terms xmlns="http://schemas.microsoft.com/office/infopath/2007/PartnerControls"/>
-    </lcf76f155ced4ddcb4097134ff3c332f>
-  </documentManagement>
-</p:properties>
-</file>
-
-<file path=customXml/item4.xml><?xml version="1.0" encoding="utf-8"?>
 <ct:contentTypeSchema xmlns:ct="http://schemas.microsoft.com/office/2006/metadata/contentType" xmlns:ma="http://schemas.microsoft.com/office/2006/metadata/properties/metaAttributes" ct:_="" ma:_="" ma:contentTypeName="Documento" ma:contentTypeID="0x01010005252A1EF3BD024F856B47B579AB5244" ma:contentTypeVersion="13" ma:contentTypeDescription="Crear nuevo documento." ma:contentTypeScope="" ma:versionID="ddfaac56a287547bce89452cd31c5884">
   <xsd:schema xmlns:xsd="http://www.w3.org/2001/XMLSchema" xmlns:xs="http://www.w3.org/2001/XMLSchema" xmlns:p="http://schemas.microsoft.com/office/2006/metadata/properties" xmlns:ns2="42760c81-fd8e-4d59-8953-7cdb9f38b14f" xmlns:ns3="67a0edcd-0de5-43ed-8c27-e32f38a00c91" targetNamespace="http://schemas.microsoft.com/office/2006/metadata/properties" ma:root="true" ma:fieldsID="5ac878f7c8dbf4633d03f1982e859186" ns2:_="" ns3:_="">
     <xsd:import namespace="42760c81-fd8e-4d59-8953-7cdb9f38b14f"/>
@@ -19683,6 +19524,26 @@
 </ct:contentTypeSchema>
 </file>
 
+<file path=customXml/item3.xml><?xml version="1.0" encoding="utf-8"?>
+<p:properties xmlns:p="http://schemas.microsoft.com/office/2006/metadata/properties" xmlns:xsi="http://www.w3.org/2001/XMLSchema-instance" xmlns:pc="http://schemas.microsoft.com/office/infopath/2007/PartnerControls">
+  <documentManagement>
+    <TaxCatchAll xmlns="67a0edcd-0de5-43ed-8c27-e32f38a00c91" xsi:nil="true"/>
+    <lcf76f155ced4ddcb4097134ff3c332f xmlns="42760c81-fd8e-4d59-8953-7cdb9f38b14f">
+      <Terms xmlns="http://schemas.microsoft.com/office/infopath/2007/PartnerControls"/>
+    </lcf76f155ced4ddcb4097134ff3c332f>
+  </documentManagement>
+</p:properties>
+</file>
+
+<file path=customXml/item4.xml><?xml version="1.0" encoding="utf-8"?>
+<?mso-contentType ?>
+<FormTemplates xmlns="http://schemas.microsoft.com/sharepoint/v3/contenttype/forms">
+  <Display>DocumentLibraryForm</Display>
+  <Edit>DocumentLibraryForm</Edit>
+  <New>DocumentLibraryForm</New>
+</FormTemplates>
+</file>
+
 <file path=customXml/itemProps1.xml><?xml version="1.0" encoding="utf-8"?>
 <ds:datastoreItem xmlns:ds="http://schemas.openxmlformats.org/officeDocument/2006/customXml" ds:itemID="{EAE431FD-7059-4C09-804B-C9D69EB7B213}">
   <ds:schemaRefs>
@@ -19692,9 +19553,20 @@
 </file>
 
 <file path=customXml/itemProps2.xml><?xml version="1.0" encoding="utf-8"?>
-<ds:datastoreItem xmlns:ds="http://schemas.openxmlformats.org/officeDocument/2006/customXml" ds:itemID="{10663269-2064-4804-8290-36D4A57F5557}">
+<ds:datastoreItem xmlns:ds="http://schemas.openxmlformats.org/officeDocument/2006/customXml" ds:itemID="{9B2EACB2-A271-45C3-82C0-40BB79C56DD4}">
   <ds:schemaRefs>
-    <ds:schemaRef ds:uri="http://schemas.microsoft.com/sharepoint/v3/contenttype/forms"/>
+    <ds:schemaRef ds:uri="http://schemas.microsoft.com/office/2006/metadata/contentType"/>
+    <ds:schemaRef ds:uri="http://schemas.microsoft.com/office/2006/metadata/properties/metaAttributes"/>
+    <ds:schemaRef ds:uri="http://www.w3.org/2001/XMLSchema"/>
+    <ds:schemaRef ds:uri="http://schemas.microsoft.com/office/2006/metadata/properties"/>
+    <ds:schemaRef ds:uri="42760c81-fd8e-4d59-8953-7cdb9f38b14f"/>
+    <ds:schemaRef ds:uri="67a0edcd-0de5-43ed-8c27-e32f38a00c91"/>
+    <ds:schemaRef ds:uri="http://schemas.microsoft.com/office/2006/documentManagement/types"/>
+    <ds:schemaRef ds:uri="http://schemas.microsoft.com/office/infopath/2007/PartnerControls"/>
+    <ds:schemaRef ds:uri="http://schemas.openxmlformats.org/package/2006/metadata/core-properties"/>
+    <ds:schemaRef ds:uri="http://purl.org/dc/elements/1.1/"/>
+    <ds:schemaRef ds:uri="http://purl.org/dc/terms/"/>
+    <ds:schemaRef ds:uri="http://schemas.microsoft.com/internal/obd"/>
   </ds:schemaRefs>
 </ds:datastoreItem>
 </file>
@@ -19704,12 +19576,16 @@
   <ds:schemaRefs>
     <ds:schemaRef ds:uri="http://schemas.microsoft.com/office/2006/metadata/properties"/>
     <ds:schemaRef ds:uri="http://schemas.microsoft.com/office/infopath/2007/PartnerControls"/>
-    <ds:schemaRef ds:uri="13c90a0b-73bc-4dc0-be5f-28d77b615beb"/>
-    <ds:schemaRef ds:uri="13c93bba-48ce-428c-bfe5-88b42c19b028"/>
+    <ds:schemaRef ds:uri="67a0edcd-0de5-43ed-8c27-e32f38a00c91"/>
+    <ds:schemaRef ds:uri="42760c81-fd8e-4d59-8953-7cdb9f38b14f"/>
   </ds:schemaRefs>
 </ds:datastoreItem>
 </file>
 
 <file path=customXml/itemProps4.xml><?xml version="1.0" encoding="utf-8"?>
-<ds:datastoreItem xmlns:ds="http://schemas.openxmlformats.org/officeDocument/2006/customXml" ds:itemID="{9B2EACB2-A271-45C3-82C0-40BB79C56DD4}"/>
+<ds:datastoreItem xmlns:ds="http://schemas.openxmlformats.org/officeDocument/2006/customXml" ds:itemID="{10663269-2064-4804-8290-36D4A57F5557}">
+  <ds:schemaRefs>
+    <ds:schemaRef ds:uri="http://schemas.microsoft.com/sharepoint/v3/contenttype/forms"/>
+  </ds:schemaRefs>
+</ds:datastoreItem>
 </file>